--- a/Personas/2025182402_diogoAzevedo/Fleumático.docx
+++ b/Personas/2025182402_diogoAzevedo/Fleumático.docx
@@ -167,19 +167,10 @@
         <w:t xml:space="preserve"> e</w:t>
       </w:r>
       <w:r>
-        <w:t xml:space="preserve"> silencioso</w:t>
-      </w:r>
-      <w:r>
-        <w:t xml:space="preserve"> (a</w:t>
-      </w:r>
-      <w:r>
-        <w:t>nalisa o comportamento do animal sem o pressionar, percebendo detalhes que outros ignoram</w:t>
-      </w:r>
-      <w:r>
-        <w:t>)</w:t>
-      </w:r>
-      <w:r>
-        <w:t>;</w:t>
+        <w:t xml:space="preserve"> </w:t>
+      </w:r>
+      <w:r>
+        <w:t>pensador e só toma decisões no fim de analisar os pros e contras;</w:t>
       </w:r>
     </w:p>
     <w:p>
@@ -191,22 +182,37 @@
         </w:numPr>
       </w:pPr>
       <w:r>
-        <w:t xml:space="preserve">Pacifista nato: </w:t>
-      </w:r>
-      <w:r>
-        <w:t>(r</w:t>
-      </w:r>
-      <w:r>
-        <w:t xml:space="preserve">esolve conflitos entre animais (ou colegas) com uma calma que </w:t>
-      </w:r>
-      <w:r>
-        <w:t>desarma</w:t>
-      </w:r>
-      <w:r>
-        <w:t xml:space="preserve"> qualquer tensão</w:t>
-      </w:r>
-      <w:r>
-        <w:t>)</w:t>
+        <w:t>Uma pessoa insegura, tem dificuldade em tomar decisões</w:t>
+      </w:r>
+      <w:r>
+        <w:t>;</w:t>
+      </w:r>
+    </w:p>
+    <w:p>
+      <w:pPr>
+        <w:pStyle w:val="PargrafodaLista"/>
+        <w:numPr>
+          <w:ilvl w:val="0"/>
+          <w:numId w:val="6"/>
+        </w:numPr>
+      </w:pPr>
+      <w:r>
+        <w:t>P</w:t>
+      </w:r>
+      <w:r>
+        <w:t xml:space="preserve">recisa de muita </w:t>
+      </w:r>
+      <w:r>
+        <w:t>informação</w:t>
+      </w:r>
+      <w:r>
+        <w:t xml:space="preserve"> e ter a certeza antes de </w:t>
+      </w:r>
+      <w:r>
+        <w:t>decidir</w:t>
+      </w:r>
+      <w:r>
+        <w:t xml:space="preserve"> alguma coisa</w:t>
       </w:r>
       <w:r>
         <w:t>.</w:t>
@@ -237,19 +243,10 @@
         </w:numPr>
       </w:pPr>
       <w:r>
-        <w:t>Ser diretos e breves</w:t>
-      </w:r>
-      <w:r>
-        <w:t xml:space="preserve"> (i</w:t>
-      </w:r>
-      <w:r>
-        <w:t>r logo ao assunto sem grandes rodeios ou dramas</w:t>
-      </w:r>
-      <w:r>
-        <w:t>)</w:t>
-      </w:r>
-      <w:r>
-        <w:t>;</w:t>
+        <w:t xml:space="preserve">Ser diretos </w:t>
+      </w:r>
+      <w:r>
+        <w:t>e dar a informação detalhada sobre os animais;</w:t>
       </w:r>
     </w:p>
     <w:p>
@@ -261,16 +258,36 @@
         </w:numPr>
       </w:pPr>
       <w:r>
-        <w:t>Passar confiança e calma: Mostrar que o processo de adoção é seguro e sem complicações</w:t>
-      </w:r>
-      <w:r>
-        <w:t>.</w:t>
+        <w:t xml:space="preserve">Passar confiança e calma: </w:t>
+      </w:r>
+      <w:r>
+        <w:t xml:space="preserve">usar cores que </w:t>
+      </w:r>
+      <w:r>
+        <w:t>transmitam</w:t>
+      </w:r>
+      <w:r>
+        <w:t xml:space="preserve"> estas secações</w:t>
+      </w:r>
+      <w:r>
+        <w:t>;</w:t>
+      </w:r>
+    </w:p>
+    <w:p>
+      <w:pPr>
+        <w:pStyle w:val="PargrafodaLista"/>
+        <w:numPr>
+          <w:ilvl w:val="0"/>
+          <w:numId w:val="5"/>
+        </w:numPr>
+      </w:pPr>
+      <w:r>
+        <w:t>Mostrar as vantagens e desvantagens dos animais.</w:t>
       </w:r>
     </w:p>
     <w:p/>
     <w:p/>
     <w:p/>
-    <w:p/>
     <w:p>
       <w:pPr>
         <w:rPr>
@@ -283,6 +300,7 @@
           <w:b/>
           <w:bCs/>
         </w:rPr>
+        <w:lastRenderedPageBreak/>
         <w:t xml:space="preserve">Nunca </w:t>
       </w:r>
       <w:r>
@@ -331,6 +349,18 @@
       </w:pPr>
       <w:r>
         <w:t>Pressionar por respostas imediatas;</w:t>
+      </w:r>
+    </w:p>
+    <w:p>
+      <w:pPr>
+        <w:pStyle w:val="PargrafodaLista"/>
+        <w:numPr>
+          <w:ilvl w:val="0"/>
+          <w:numId w:val="4"/>
+        </w:numPr>
+      </w:pPr>
+      <w:r>
+        <w:t>Não se deve ocultar a informação;</w:t>
       </w:r>
     </w:p>
     <w:p>
